--- a/32P Praktyka/Щоденник.docx
+++ b/32P Praktyka/Щоденник.docx
@@ -2927,7 +2927,7 @@
           </w:tcPr>
           <w:p>
             <w:pPr>
-              <w:pStyle w:val="Style14"/>
+              <w:pStyle w:val="user2"/>
               <w:ind w:hanging="0"/>
               <w:jc w:val="center"/>
               <w:rPr>
@@ -2964,7 +2964,7 @@
           </w:tcPr>
           <w:p>
             <w:pPr>
-              <w:pStyle w:val="Style14"/>
+              <w:pStyle w:val="user2"/>
               <w:ind w:hanging="0"/>
               <w:jc w:val="center"/>
               <w:rPr>
@@ -2994,7 +2994,7 @@
           </w:tcPr>
           <w:p>
             <w:pPr>
-              <w:pStyle w:val="Style14"/>
+              <w:pStyle w:val="user2"/>
               <w:ind w:hanging="0"/>
               <w:jc w:val="center"/>
               <w:rPr>
@@ -3025,7 +3025,7 @@
           </w:tcPr>
           <w:p>
             <w:pPr>
-              <w:pStyle w:val="Style14"/>
+              <w:pStyle w:val="user2"/>
               <w:ind w:hanging="0"/>
               <w:jc w:val="center"/>
               <w:rPr>
@@ -3057,7 +3057,7 @@
           </w:tcPr>
           <w:p>
             <w:pPr>
-              <w:pStyle w:val="Style14"/>
+              <w:pStyle w:val="user2"/>
               <w:ind w:hanging="0"/>
               <w:jc w:val="center"/>
               <w:rPr>
@@ -3085,7 +3085,7 @@
           </w:tcPr>
           <w:p>
             <w:pPr>
-              <w:pStyle w:val="Style14"/>
+              <w:pStyle w:val="user2"/>
               <w:ind w:hanging="0"/>
               <w:jc w:val="center"/>
               <w:rPr>
@@ -3112,7 +3112,7 @@
           </w:tcPr>
           <w:p>
             <w:pPr>
-              <w:pStyle w:val="Style14"/>
+              <w:pStyle w:val="user2"/>
               <w:ind w:hanging="0"/>
               <w:jc w:val="center"/>
               <w:rPr>
@@ -3140,7 +3140,7 @@
           </w:tcPr>
           <w:p>
             <w:pPr>
-              <w:pStyle w:val="Style14"/>
+              <w:pStyle w:val="user2"/>
               <w:ind w:hanging="0"/>
               <w:jc w:val="center"/>
               <w:rPr>
@@ -3168,7 +3168,7 @@
           </w:tcPr>
           <w:p>
             <w:pPr>
-              <w:pStyle w:val="Style14"/>
+              <w:pStyle w:val="user2"/>
               <w:ind w:hanging="0"/>
               <w:jc w:val="center"/>
               <w:rPr>
@@ -3196,7 +3196,7 @@
           </w:tcPr>
           <w:p>
             <w:pPr>
-              <w:pStyle w:val="Style14"/>
+              <w:pStyle w:val="user2"/>
               <w:ind w:hanging="0"/>
               <w:jc w:val="center"/>
               <w:rPr>
@@ -3224,7 +3224,7 @@
           </w:tcPr>
           <w:p>
             <w:pPr>
-              <w:pStyle w:val="Style14"/>
+              <w:pStyle w:val="user2"/>
               <w:ind w:hanging="0"/>
               <w:jc w:val="center"/>
               <w:rPr>
@@ -3254,7 +3254,7 @@
           </w:tcPr>
           <w:p>
             <w:pPr>
-              <w:pStyle w:val="Style14"/>
+              <w:pStyle w:val="user2"/>
               <w:ind w:hanging="0"/>
               <w:jc w:val="center"/>
               <w:rPr>
@@ -3284,7 +3284,7 @@
           </w:tcPr>
           <w:p>
             <w:pPr>
-              <w:pStyle w:val="Style14"/>
+              <w:pStyle w:val="user2"/>
               <w:ind w:hanging="0"/>
               <w:rPr>
                 <w:sz w:val="16"/>
@@ -3310,7 +3310,7 @@
           </w:tcPr>
           <w:p>
             <w:pPr>
-              <w:pStyle w:val="Style14"/>
+              <w:pStyle w:val="user2"/>
               <w:ind w:hanging="0"/>
               <w:rPr>
                 <w:sz w:val="16"/>
@@ -3336,7 +3336,7 @@
           </w:tcPr>
           <w:p>
             <w:pPr>
-              <w:pStyle w:val="Style14"/>
+              <w:pStyle w:val="user2"/>
               <w:ind w:hanging="0"/>
               <w:rPr>
                 <w:sz w:val="16"/>
@@ -3362,7 +3362,7 @@
           </w:tcPr>
           <w:p>
             <w:pPr>
-              <w:pStyle w:val="Style14"/>
+              <w:pStyle w:val="user2"/>
               <w:ind w:hanging="0"/>
               <w:rPr>
                 <w:sz w:val="16"/>
@@ -3388,7 +3388,7 @@
           </w:tcPr>
           <w:p>
             <w:pPr>
-              <w:pStyle w:val="Style14"/>
+              <w:pStyle w:val="user2"/>
               <w:ind w:hanging="0"/>
               <w:rPr>
                 <w:sz w:val="16"/>
@@ -3414,7 +3414,7 @@
           </w:tcPr>
           <w:p>
             <w:pPr>
-              <w:pStyle w:val="Style14"/>
+              <w:pStyle w:val="user2"/>
               <w:ind w:hanging="0"/>
               <w:rPr>
                 <w:sz w:val="16"/>
@@ -3440,7 +3440,7 @@
           </w:tcPr>
           <w:p>
             <w:pPr>
-              <w:pStyle w:val="Style14"/>
+              <w:pStyle w:val="user2"/>
               <w:ind w:hanging="0"/>
               <w:rPr>
                 <w:sz w:val="16"/>
@@ -3467,7 +3467,7 @@
           </w:tcPr>
           <w:p>
             <w:pPr>
-              <w:pStyle w:val="Style14"/>
+              <w:pStyle w:val="user2"/>
               <w:ind w:hanging="0"/>
               <w:rPr>
                 <w:sz w:val="16"/>
@@ -3496,7 +3496,7 @@
           </w:tcPr>
           <w:p>
             <w:pPr>
-              <w:pStyle w:val="Style14"/>
+              <w:pStyle w:val="user2"/>
               <w:ind w:hanging="0"/>
               <w:rPr>
                 <w:sz w:val="16"/>
@@ -3522,7 +3522,7 @@
           </w:tcPr>
           <w:p>
             <w:pPr>
-              <w:pStyle w:val="Style14"/>
+              <w:pStyle w:val="user2"/>
               <w:ind w:hanging="0"/>
               <w:rPr>
                 <w:sz w:val="16"/>
@@ -3548,7 +3548,7 @@
           </w:tcPr>
           <w:p>
             <w:pPr>
-              <w:pStyle w:val="Style14"/>
+              <w:pStyle w:val="user2"/>
               <w:ind w:hanging="0"/>
               <w:rPr>
                 <w:sz w:val="16"/>
@@ -3574,7 +3574,7 @@
           </w:tcPr>
           <w:p>
             <w:pPr>
-              <w:pStyle w:val="Style14"/>
+              <w:pStyle w:val="user2"/>
               <w:ind w:hanging="0"/>
               <w:rPr>
                 <w:sz w:val="16"/>
@@ -3600,7 +3600,7 @@
           </w:tcPr>
           <w:p>
             <w:pPr>
-              <w:pStyle w:val="Style14"/>
+              <w:pStyle w:val="user2"/>
               <w:ind w:hanging="0"/>
               <w:rPr>
                 <w:sz w:val="16"/>
@@ -3626,7 +3626,7 @@
           </w:tcPr>
           <w:p>
             <w:pPr>
-              <w:pStyle w:val="Style14"/>
+              <w:pStyle w:val="user2"/>
               <w:ind w:hanging="0"/>
               <w:rPr>
                 <w:sz w:val="16"/>
@@ -3652,7 +3652,7 @@
           </w:tcPr>
           <w:p>
             <w:pPr>
-              <w:pStyle w:val="Style14"/>
+              <w:pStyle w:val="user2"/>
               <w:ind w:hanging="0"/>
               <w:rPr>
                 <w:sz w:val="16"/>
@@ -3679,7 +3679,7 @@
           </w:tcPr>
           <w:p>
             <w:pPr>
-              <w:pStyle w:val="Style14"/>
+              <w:pStyle w:val="user2"/>
               <w:ind w:hanging="0"/>
               <w:rPr>
                 <w:sz w:val="16"/>
@@ -3708,7 +3708,7 @@
           </w:tcPr>
           <w:p>
             <w:pPr>
-              <w:pStyle w:val="Style14"/>
+              <w:pStyle w:val="user2"/>
               <w:ind w:hanging="0"/>
               <w:rPr>
                 <w:sz w:val="16"/>
@@ -3734,7 +3734,7 @@
           </w:tcPr>
           <w:p>
             <w:pPr>
-              <w:pStyle w:val="Style14"/>
+              <w:pStyle w:val="user2"/>
               <w:ind w:hanging="0"/>
               <w:rPr>
                 <w:sz w:val="16"/>
@@ -3760,7 +3760,7 @@
           </w:tcPr>
           <w:p>
             <w:pPr>
-              <w:pStyle w:val="Style14"/>
+              <w:pStyle w:val="user2"/>
               <w:ind w:hanging="0"/>
               <w:rPr>
                 <w:sz w:val="16"/>
@@ -3786,7 +3786,7 @@
           </w:tcPr>
           <w:p>
             <w:pPr>
-              <w:pStyle w:val="Style14"/>
+              <w:pStyle w:val="user2"/>
               <w:ind w:hanging="0"/>
               <w:rPr>
                 <w:sz w:val="16"/>
@@ -3812,7 +3812,7 @@
           </w:tcPr>
           <w:p>
             <w:pPr>
-              <w:pStyle w:val="Style14"/>
+              <w:pStyle w:val="user2"/>
               <w:ind w:hanging="0"/>
               <w:rPr>
                 <w:sz w:val="16"/>
@@ -3838,7 +3838,7 @@
           </w:tcPr>
           <w:p>
             <w:pPr>
-              <w:pStyle w:val="Style14"/>
+              <w:pStyle w:val="user2"/>
               <w:ind w:hanging="0"/>
               <w:rPr>
                 <w:sz w:val="16"/>
@@ -3864,7 +3864,7 @@
           </w:tcPr>
           <w:p>
             <w:pPr>
-              <w:pStyle w:val="Style14"/>
+              <w:pStyle w:val="user2"/>
               <w:ind w:hanging="0"/>
               <w:rPr>
                 <w:sz w:val="16"/>
@@ -3891,7 +3891,7 @@
           </w:tcPr>
           <w:p>
             <w:pPr>
-              <w:pStyle w:val="Style14"/>
+              <w:pStyle w:val="user2"/>
               <w:ind w:hanging="0"/>
               <w:rPr>
                 <w:sz w:val="16"/>
@@ -3920,7 +3920,7 @@
           </w:tcPr>
           <w:p>
             <w:pPr>
-              <w:pStyle w:val="Style14"/>
+              <w:pStyle w:val="user2"/>
               <w:ind w:hanging="0"/>
               <w:rPr>
                 <w:sz w:val="16"/>
@@ -3946,7 +3946,7 @@
           </w:tcPr>
           <w:p>
             <w:pPr>
-              <w:pStyle w:val="Style14"/>
+              <w:pStyle w:val="user2"/>
               <w:ind w:hanging="0"/>
               <w:rPr>
                 <w:sz w:val="16"/>
@@ -3972,7 +3972,7 @@
           </w:tcPr>
           <w:p>
             <w:pPr>
-              <w:pStyle w:val="Style14"/>
+              <w:pStyle w:val="user2"/>
               <w:ind w:hanging="0"/>
               <w:rPr>
                 <w:sz w:val="16"/>
@@ -3998,7 +3998,7 @@
           </w:tcPr>
           <w:p>
             <w:pPr>
-              <w:pStyle w:val="Style14"/>
+              <w:pStyle w:val="user2"/>
               <w:ind w:hanging="0"/>
               <w:rPr>
                 <w:sz w:val="16"/>
@@ -4024,7 +4024,7 @@
           </w:tcPr>
           <w:p>
             <w:pPr>
-              <w:pStyle w:val="Style14"/>
+              <w:pStyle w:val="user2"/>
               <w:ind w:hanging="0"/>
               <w:rPr>
                 <w:sz w:val="16"/>
@@ -4050,7 +4050,7 @@
           </w:tcPr>
           <w:p>
             <w:pPr>
-              <w:pStyle w:val="Style14"/>
+              <w:pStyle w:val="user2"/>
               <w:ind w:hanging="0"/>
               <w:rPr>
                 <w:sz w:val="16"/>
@@ -4076,7 +4076,7 @@
           </w:tcPr>
           <w:p>
             <w:pPr>
-              <w:pStyle w:val="Style14"/>
+              <w:pStyle w:val="user2"/>
               <w:ind w:hanging="0"/>
               <w:rPr>
                 <w:sz w:val="16"/>
@@ -4103,7 +4103,7 @@
           </w:tcPr>
           <w:p>
             <w:pPr>
-              <w:pStyle w:val="Style14"/>
+              <w:pStyle w:val="user2"/>
               <w:ind w:hanging="0"/>
               <w:rPr>
                 <w:sz w:val="16"/>
@@ -4132,7 +4132,7 @@
           </w:tcPr>
           <w:p>
             <w:pPr>
-              <w:pStyle w:val="Style14"/>
+              <w:pStyle w:val="user2"/>
               <w:ind w:hanging="0"/>
               <w:rPr>
                 <w:sz w:val="16"/>
@@ -4158,7 +4158,7 @@
           </w:tcPr>
           <w:p>
             <w:pPr>
-              <w:pStyle w:val="Style14"/>
+              <w:pStyle w:val="user2"/>
               <w:ind w:hanging="0"/>
               <w:rPr>
                 <w:sz w:val="16"/>
@@ -4184,7 +4184,7 @@
           </w:tcPr>
           <w:p>
             <w:pPr>
-              <w:pStyle w:val="Style14"/>
+              <w:pStyle w:val="user2"/>
               <w:ind w:hanging="0"/>
               <w:rPr>
                 <w:sz w:val="16"/>
@@ -4210,7 +4210,7 @@
           </w:tcPr>
           <w:p>
             <w:pPr>
-              <w:pStyle w:val="Style14"/>
+              <w:pStyle w:val="user2"/>
               <w:ind w:hanging="0"/>
               <w:rPr>
                 <w:sz w:val="16"/>
@@ -4236,7 +4236,7 @@
           </w:tcPr>
           <w:p>
             <w:pPr>
-              <w:pStyle w:val="Style14"/>
+              <w:pStyle w:val="user2"/>
               <w:ind w:hanging="0"/>
               <w:rPr>
                 <w:sz w:val="16"/>
@@ -4262,7 +4262,7 @@
           </w:tcPr>
           <w:p>
             <w:pPr>
-              <w:pStyle w:val="Style14"/>
+              <w:pStyle w:val="user2"/>
               <w:ind w:hanging="0"/>
               <w:rPr>
                 <w:sz w:val="16"/>
@@ -4288,7 +4288,7 @@
           </w:tcPr>
           <w:p>
             <w:pPr>
-              <w:pStyle w:val="Style14"/>
+              <w:pStyle w:val="user2"/>
               <w:ind w:hanging="0"/>
               <w:rPr>
                 <w:sz w:val="16"/>
@@ -4315,7 +4315,7 @@
           </w:tcPr>
           <w:p>
             <w:pPr>
-              <w:pStyle w:val="Style14"/>
+              <w:pStyle w:val="user2"/>
               <w:ind w:hanging="0"/>
               <w:rPr>
                 <w:sz w:val="16"/>
@@ -4344,7 +4344,7 @@
           </w:tcPr>
           <w:p>
             <w:pPr>
-              <w:pStyle w:val="Style14"/>
+              <w:pStyle w:val="user2"/>
               <w:ind w:hanging="0"/>
               <w:rPr>
                 <w:sz w:val="16"/>
@@ -4370,7 +4370,7 @@
           </w:tcPr>
           <w:p>
             <w:pPr>
-              <w:pStyle w:val="Style14"/>
+              <w:pStyle w:val="user2"/>
               <w:ind w:hanging="0"/>
               <w:rPr>
                 <w:sz w:val="16"/>
@@ -4396,7 +4396,7 @@
           </w:tcPr>
           <w:p>
             <w:pPr>
-              <w:pStyle w:val="Style14"/>
+              <w:pStyle w:val="user2"/>
               <w:ind w:hanging="0"/>
               <w:rPr>
                 <w:sz w:val="16"/>
@@ -4422,7 +4422,7 @@
           </w:tcPr>
           <w:p>
             <w:pPr>
-              <w:pStyle w:val="Style14"/>
+              <w:pStyle w:val="user2"/>
               <w:ind w:hanging="0"/>
               <w:rPr>
                 <w:sz w:val="16"/>
@@ -4448,7 +4448,7 @@
           </w:tcPr>
           <w:p>
             <w:pPr>
-              <w:pStyle w:val="Style14"/>
+              <w:pStyle w:val="user2"/>
               <w:ind w:hanging="0"/>
               <w:rPr>
                 <w:sz w:val="16"/>
@@ -4474,7 +4474,7 @@
           </w:tcPr>
           <w:p>
             <w:pPr>
-              <w:pStyle w:val="Style14"/>
+              <w:pStyle w:val="user2"/>
               <w:ind w:hanging="0"/>
               <w:rPr>
                 <w:sz w:val="16"/>
@@ -4500,7 +4500,7 @@
           </w:tcPr>
           <w:p>
             <w:pPr>
-              <w:pStyle w:val="Style14"/>
+              <w:pStyle w:val="user2"/>
               <w:ind w:hanging="0"/>
               <w:rPr>
                 <w:sz w:val="16"/>
@@ -4527,7 +4527,7 @@
           </w:tcPr>
           <w:p>
             <w:pPr>
-              <w:pStyle w:val="Style14"/>
+              <w:pStyle w:val="user2"/>
               <w:ind w:hanging="0"/>
               <w:rPr>
                 <w:sz w:val="16"/>
@@ -4556,7 +4556,7 @@
           </w:tcPr>
           <w:p>
             <w:pPr>
-              <w:pStyle w:val="Style14"/>
+              <w:pStyle w:val="user2"/>
               <w:ind w:hanging="0"/>
               <w:rPr>
                 <w:sz w:val="16"/>
@@ -4582,7 +4582,7 @@
           </w:tcPr>
           <w:p>
             <w:pPr>
-              <w:pStyle w:val="Style14"/>
+              <w:pStyle w:val="user2"/>
               <w:ind w:hanging="0"/>
               <w:rPr>
                 <w:sz w:val="16"/>
@@ -4608,7 +4608,7 @@
           </w:tcPr>
           <w:p>
             <w:pPr>
-              <w:pStyle w:val="Style14"/>
+              <w:pStyle w:val="user2"/>
               <w:ind w:hanging="0"/>
               <w:rPr>
                 <w:sz w:val="16"/>
@@ -4634,7 +4634,7 @@
           </w:tcPr>
           <w:p>
             <w:pPr>
-              <w:pStyle w:val="Style14"/>
+              <w:pStyle w:val="user2"/>
               <w:ind w:hanging="0"/>
               <w:rPr>
                 <w:sz w:val="16"/>
@@ -4660,7 +4660,7 @@
           </w:tcPr>
           <w:p>
             <w:pPr>
-              <w:pStyle w:val="Style14"/>
+              <w:pStyle w:val="user2"/>
               <w:ind w:hanging="0"/>
               <w:rPr>
                 <w:sz w:val="16"/>
@@ -4686,7 +4686,7 @@
           </w:tcPr>
           <w:p>
             <w:pPr>
-              <w:pStyle w:val="Style14"/>
+              <w:pStyle w:val="user2"/>
               <w:ind w:hanging="0"/>
               <w:rPr>
                 <w:sz w:val="16"/>
@@ -4712,7 +4712,7 @@
           </w:tcPr>
           <w:p>
             <w:pPr>
-              <w:pStyle w:val="Style14"/>
+              <w:pStyle w:val="user2"/>
               <w:ind w:hanging="0"/>
               <w:rPr>
                 <w:sz w:val="16"/>
@@ -4739,7 +4739,7 @@
           </w:tcPr>
           <w:p>
             <w:pPr>
-              <w:pStyle w:val="Style14"/>
+              <w:pStyle w:val="user2"/>
               <w:ind w:hanging="0"/>
               <w:rPr>
                 <w:sz w:val="16"/>
@@ -4768,7 +4768,7 @@
           </w:tcPr>
           <w:p>
             <w:pPr>
-              <w:pStyle w:val="Style14"/>
+              <w:pStyle w:val="user2"/>
               <w:ind w:hanging="0"/>
               <w:rPr>
                 <w:sz w:val="16"/>
@@ -4794,7 +4794,7 @@
           </w:tcPr>
           <w:p>
             <w:pPr>
-              <w:pStyle w:val="Style14"/>
+              <w:pStyle w:val="user2"/>
               <w:ind w:hanging="0"/>
               <w:rPr>
                 <w:sz w:val="16"/>
@@ -4820,7 +4820,7 @@
           </w:tcPr>
           <w:p>
             <w:pPr>
-              <w:pStyle w:val="Style14"/>
+              <w:pStyle w:val="user2"/>
               <w:ind w:hanging="0"/>
               <w:rPr>
                 <w:sz w:val="16"/>
@@ -4846,7 +4846,7 @@
           </w:tcPr>
           <w:p>
             <w:pPr>
-              <w:pStyle w:val="Style14"/>
+              <w:pStyle w:val="user2"/>
               <w:ind w:hanging="0"/>
               <w:rPr>
                 <w:sz w:val="16"/>
@@ -4872,7 +4872,7 @@
           </w:tcPr>
           <w:p>
             <w:pPr>
-              <w:pStyle w:val="Style14"/>
+              <w:pStyle w:val="user2"/>
               <w:ind w:hanging="0"/>
               <w:rPr>
                 <w:sz w:val="16"/>
@@ -4898,7 +4898,7 @@
           </w:tcPr>
           <w:p>
             <w:pPr>
-              <w:pStyle w:val="Style14"/>
+              <w:pStyle w:val="user2"/>
               <w:ind w:hanging="0"/>
               <w:rPr>
                 <w:sz w:val="16"/>
@@ -4924,7 +4924,7 @@
           </w:tcPr>
           <w:p>
             <w:pPr>
-              <w:pStyle w:val="Style14"/>
+              <w:pStyle w:val="user2"/>
               <w:ind w:hanging="0"/>
               <w:rPr>
                 <w:sz w:val="16"/>
@@ -4951,7 +4951,7 @@
           </w:tcPr>
           <w:p>
             <w:pPr>
-              <w:pStyle w:val="Style14"/>
+              <w:pStyle w:val="user2"/>
               <w:ind w:hanging="0"/>
               <w:rPr>
                 <w:sz w:val="16"/>
@@ -4980,7 +4980,7 @@
           </w:tcPr>
           <w:p>
             <w:pPr>
-              <w:pStyle w:val="Style14"/>
+              <w:pStyle w:val="user2"/>
               <w:ind w:hanging="0"/>
               <w:rPr>
                 <w:sz w:val="16"/>
@@ -5006,7 +5006,7 @@
           </w:tcPr>
           <w:p>
             <w:pPr>
-              <w:pStyle w:val="Style14"/>
+              <w:pStyle w:val="user2"/>
               <w:ind w:hanging="0"/>
               <w:rPr>
                 <w:sz w:val="16"/>
@@ -5032,7 +5032,7 @@
           </w:tcPr>
           <w:p>
             <w:pPr>
-              <w:pStyle w:val="Style14"/>
+              <w:pStyle w:val="user2"/>
               <w:ind w:hanging="0"/>
               <w:rPr>
                 <w:sz w:val="16"/>
@@ -5058,7 +5058,7 @@
           </w:tcPr>
           <w:p>
             <w:pPr>
-              <w:pStyle w:val="Style14"/>
+              <w:pStyle w:val="user2"/>
               <w:ind w:hanging="0"/>
               <w:rPr>
                 <w:sz w:val="16"/>
@@ -5084,7 +5084,7 @@
           </w:tcPr>
           <w:p>
             <w:pPr>
-              <w:pStyle w:val="Style14"/>
+              <w:pStyle w:val="user2"/>
               <w:ind w:hanging="0"/>
               <w:rPr>
                 <w:sz w:val="16"/>
@@ -5110,7 +5110,7 @@
           </w:tcPr>
           <w:p>
             <w:pPr>
-              <w:pStyle w:val="Style14"/>
+              <w:pStyle w:val="user2"/>
               <w:ind w:hanging="0"/>
               <w:rPr>
                 <w:sz w:val="16"/>
@@ -5136,7 +5136,7 @@
           </w:tcPr>
           <w:p>
             <w:pPr>
-              <w:pStyle w:val="Style14"/>
+              <w:pStyle w:val="user2"/>
               <w:ind w:hanging="0"/>
               <w:rPr>
                 <w:sz w:val="16"/>
@@ -5163,7 +5163,7 @@
           </w:tcPr>
           <w:p>
             <w:pPr>
-              <w:pStyle w:val="Style14"/>
+              <w:pStyle w:val="user2"/>
               <w:ind w:hanging="0"/>
               <w:rPr>
                 <w:sz w:val="16"/>
@@ -5192,7 +5192,7 @@
           </w:tcPr>
           <w:p>
             <w:pPr>
-              <w:pStyle w:val="Style14"/>
+              <w:pStyle w:val="user2"/>
               <w:ind w:hanging="0"/>
               <w:rPr>
                 <w:sz w:val="16"/>
@@ -5218,7 +5218,7 @@
           </w:tcPr>
           <w:p>
             <w:pPr>
-              <w:pStyle w:val="Style14"/>
+              <w:pStyle w:val="user2"/>
               <w:ind w:hanging="0"/>
               <w:rPr>
                 <w:sz w:val="16"/>
@@ -5244,7 +5244,7 @@
           </w:tcPr>
           <w:p>
             <w:pPr>
-              <w:pStyle w:val="Style14"/>
+              <w:pStyle w:val="user2"/>
               <w:ind w:hanging="0"/>
               <w:rPr>
                 <w:sz w:val="16"/>
@@ -5270,7 +5270,7 @@
           </w:tcPr>
           <w:p>
             <w:pPr>
-              <w:pStyle w:val="Style14"/>
+              <w:pStyle w:val="user2"/>
               <w:ind w:hanging="0"/>
               <w:rPr>
                 <w:sz w:val="16"/>
@@ -5296,7 +5296,7 @@
           </w:tcPr>
           <w:p>
             <w:pPr>
-              <w:pStyle w:val="Style14"/>
+              <w:pStyle w:val="user2"/>
               <w:ind w:hanging="0"/>
               <w:rPr>
                 <w:sz w:val="16"/>
@@ -5322,7 +5322,7 @@
           </w:tcPr>
           <w:p>
             <w:pPr>
-              <w:pStyle w:val="Style14"/>
+              <w:pStyle w:val="user2"/>
               <w:ind w:hanging="0"/>
               <w:rPr>
                 <w:sz w:val="16"/>
@@ -5348,7 +5348,7 @@
           </w:tcPr>
           <w:p>
             <w:pPr>
-              <w:pStyle w:val="Style14"/>
+              <w:pStyle w:val="user2"/>
               <w:ind w:hanging="0"/>
               <w:rPr>
                 <w:sz w:val="16"/>
@@ -5375,7 +5375,7 @@
           </w:tcPr>
           <w:p>
             <w:pPr>
-              <w:pStyle w:val="Style14"/>
+              <w:pStyle w:val="user2"/>
               <w:ind w:hanging="0"/>
               <w:rPr>
                 <w:sz w:val="16"/>
@@ -5404,7 +5404,7 @@
           </w:tcPr>
           <w:p>
             <w:pPr>
-              <w:pStyle w:val="Style14"/>
+              <w:pStyle w:val="user2"/>
               <w:ind w:hanging="0"/>
               <w:rPr>
                 <w:sz w:val="16"/>
@@ -5430,7 +5430,7 @@
           </w:tcPr>
           <w:p>
             <w:pPr>
-              <w:pStyle w:val="Style14"/>
+              <w:pStyle w:val="user2"/>
               <w:ind w:hanging="0"/>
               <w:rPr>
                 <w:sz w:val="16"/>
@@ -5456,7 +5456,7 @@
           </w:tcPr>
           <w:p>
             <w:pPr>
-              <w:pStyle w:val="Style14"/>
+              <w:pStyle w:val="user2"/>
               <w:ind w:hanging="0"/>
               <w:rPr>
                 <w:sz w:val="16"/>
@@ -5482,7 +5482,7 @@
           </w:tcPr>
           <w:p>
             <w:pPr>
-              <w:pStyle w:val="Style14"/>
+              <w:pStyle w:val="user2"/>
               <w:ind w:hanging="0"/>
               <w:rPr>
                 <w:sz w:val="16"/>
@@ -5508,7 +5508,7 @@
           </w:tcPr>
           <w:p>
             <w:pPr>
-              <w:pStyle w:val="Style14"/>
+              <w:pStyle w:val="user2"/>
               <w:ind w:hanging="0"/>
               <w:rPr>
                 <w:sz w:val="16"/>
@@ -5534,7 +5534,7 @@
           </w:tcPr>
           <w:p>
             <w:pPr>
-              <w:pStyle w:val="Style14"/>
+              <w:pStyle w:val="user2"/>
               <w:ind w:hanging="0"/>
               <w:rPr>
                 <w:sz w:val="16"/>
@@ -5560,7 +5560,7 @@
           </w:tcPr>
           <w:p>
             <w:pPr>
-              <w:pStyle w:val="Style14"/>
+              <w:pStyle w:val="user2"/>
               <w:ind w:hanging="0"/>
               <w:rPr>
                 <w:sz w:val="16"/>
@@ -5587,7 +5587,7 @@
           </w:tcPr>
           <w:p>
             <w:pPr>
-              <w:pStyle w:val="Style14"/>
+              <w:pStyle w:val="user2"/>
               <w:ind w:hanging="0"/>
               <w:rPr>
                 <w:sz w:val="16"/>
@@ -5616,7 +5616,7 @@
           </w:tcPr>
           <w:p>
             <w:pPr>
-              <w:pStyle w:val="Style14"/>
+              <w:pStyle w:val="user2"/>
               <w:ind w:hanging="0"/>
               <w:rPr>
                 <w:sz w:val="16"/>
@@ -5642,7 +5642,7 @@
           </w:tcPr>
           <w:p>
             <w:pPr>
-              <w:pStyle w:val="Style14"/>
+              <w:pStyle w:val="user2"/>
               <w:ind w:hanging="0"/>
               <w:rPr>
                 <w:sz w:val="16"/>
@@ -5668,7 +5668,7 @@
           </w:tcPr>
           <w:p>
             <w:pPr>
-              <w:pStyle w:val="Style14"/>
+              <w:pStyle w:val="user2"/>
               <w:ind w:hanging="0"/>
               <w:rPr>
                 <w:sz w:val="16"/>
@@ -5694,7 +5694,7 @@
           </w:tcPr>
           <w:p>
             <w:pPr>
-              <w:pStyle w:val="Style14"/>
+              <w:pStyle w:val="user2"/>
               <w:ind w:hanging="0"/>
               <w:rPr>
                 <w:sz w:val="16"/>
@@ -5720,7 +5720,7 @@
           </w:tcPr>
           <w:p>
             <w:pPr>
-              <w:pStyle w:val="Style14"/>
+              <w:pStyle w:val="user2"/>
               <w:ind w:hanging="0"/>
               <w:rPr>
                 <w:sz w:val="16"/>
@@ -5746,7 +5746,7 @@
           </w:tcPr>
           <w:p>
             <w:pPr>
-              <w:pStyle w:val="Style14"/>
+              <w:pStyle w:val="user2"/>
               <w:ind w:hanging="0"/>
               <w:rPr>
                 <w:sz w:val="16"/>
@@ -5772,7 +5772,7 @@
           </w:tcPr>
           <w:p>
             <w:pPr>
-              <w:pStyle w:val="Style14"/>
+              <w:pStyle w:val="user2"/>
               <w:ind w:hanging="0"/>
               <w:rPr>
                 <w:sz w:val="16"/>
@@ -5799,7 +5799,7 @@
           </w:tcPr>
           <w:p>
             <w:pPr>
-              <w:pStyle w:val="Style14"/>
+              <w:pStyle w:val="user2"/>
               <w:ind w:hanging="0"/>
               <w:rPr>
                 <w:sz w:val="16"/>
@@ -5828,7 +5828,7 @@
           </w:tcPr>
           <w:p>
             <w:pPr>
-              <w:pStyle w:val="Style14"/>
+              <w:pStyle w:val="user2"/>
               <w:ind w:hanging="0"/>
               <w:rPr>
                 <w:sz w:val="16"/>
@@ -5854,7 +5854,7 @@
           </w:tcPr>
           <w:p>
             <w:pPr>
-              <w:pStyle w:val="Style14"/>
+              <w:pStyle w:val="user2"/>
               <w:ind w:hanging="0"/>
               <w:rPr>
                 <w:sz w:val="16"/>
@@ -5880,7 +5880,7 @@
           </w:tcPr>
           <w:p>
             <w:pPr>
-              <w:pStyle w:val="Style14"/>
+              <w:pStyle w:val="user2"/>
               <w:ind w:hanging="0"/>
               <w:rPr>
                 <w:sz w:val="16"/>
@@ -5906,7 +5906,7 @@
           </w:tcPr>
           <w:p>
             <w:pPr>
-              <w:pStyle w:val="Style14"/>
+              <w:pStyle w:val="user2"/>
               <w:ind w:hanging="0"/>
               <w:rPr>
                 <w:sz w:val="16"/>
@@ -5932,7 +5932,7 @@
           </w:tcPr>
           <w:p>
             <w:pPr>
-              <w:pStyle w:val="Style14"/>
+              <w:pStyle w:val="user2"/>
               <w:ind w:hanging="0"/>
               <w:rPr>
                 <w:sz w:val="16"/>
@@ -5958,7 +5958,7 @@
           </w:tcPr>
           <w:p>
             <w:pPr>
-              <w:pStyle w:val="Style14"/>
+              <w:pStyle w:val="user2"/>
               <w:ind w:hanging="0"/>
               <w:rPr>
                 <w:sz w:val="16"/>
@@ -5984,7 +5984,7 @@
           </w:tcPr>
           <w:p>
             <w:pPr>
-              <w:pStyle w:val="Style14"/>
+              <w:pStyle w:val="user2"/>
               <w:ind w:hanging="0"/>
               <w:rPr>
                 <w:sz w:val="16"/>
@@ -6011,7 +6011,7 @@
           </w:tcPr>
           <w:p>
             <w:pPr>
-              <w:pStyle w:val="Style14"/>
+              <w:pStyle w:val="user2"/>
               <w:ind w:hanging="0"/>
               <w:rPr>
                 <w:sz w:val="16"/>
@@ -6040,7 +6040,7 @@
           </w:tcPr>
           <w:p>
             <w:pPr>
-              <w:pStyle w:val="Style14"/>
+              <w:pStyle w:val="user2"/>
               <w:ind w:hanging="0"/>
               <w:rPr>
                 <w:sz w:val="16"/>
@@ -6066,7 +6066,7 @@
           </w:tcPr>
           <w:p>
             <w:pPr>
-              <w:pStyle w:val="Style14"/>
+              <w:pStyle w:val="user2"/>
               <w:ind w:hanging="0"/>
               <w:rPr>
                 <w:sz w:val="16"/>
@@ -6092,7 +6092,7 @@
           </w:tcPr>
           <w:p>
             <w:pPr>
-              <w:pStyle w:val="Style14"/>
+              <w:pStyle w:val="user2"/>
               <w:ind w:hanging="0"/>
               <w:rPr>
                 <w:sz w:val="16"/>
@@ -6118,7 +6118,7 @@
           </w:tcPr>
           <w:p>
             <w:pPr>
-              <w:pStyle w:val="Style14"/>
+              <w:pStyle w:val="user2"/>
               <w:rPr>
                 <w:sz w:val="16"/>
                 <w:szCs w:val="16"/>
@@ -6143,7 +6143,7 @@
           </w:tcPr>
           <w:p>
             <w:pPr>
-              <w:pStyle w:val="Style14"/>
+              <w:pStyle w:val="user2"/>
               <w:rPr>
                 <w:sz w:val="16"/>
                 <w:szCs w:val="16"/>
@@ -6168,7 +6168,7 @@
           </w:tcPr>
           <w:p>
             <w:pPr>
-              <w:pStyle w:val="Style14"/>
+              <w:pStyle w:val="user2"/>
               <w:rPr>
                 <w:sz w:val="16"/>
                 <w:szCs w:val="16"/>
@@ -6193,7 +6193,7 @@
           </w:tcPr>
           <w:p>
             <w:pPr>
-              <w:pStyle w:val="Style14"/>
+              <w:pStyle w:val="user2"/>
               <w:rPr>
                 <w:sz w:val="16"/>
                 <w:szCs w:val="16"/>
@@ -6219,7 +6219,7 @@
           </w:tcPr>
           <w:p>
             <w:pPr>
-              <w:pStyle w:val="Style14"/>
+              <w:pStyle w:val="user2"/>
               <w:rPr>
                 <w:sz w:val="16"/>
                 <w:szCs w:val="16"/>
@@ -6584,7 +6584,113 @@
           <w:szCs w:val="20"/>
           <w:u w:val="none"/>
         </w:rPr>
-        <w:t>Ознайомився з курсом.</w:t>
+        <w:t xml:space="preserve">Ознайомився </w:t>
+      </w:r>
+      <w:r>
+        <w:rPr>
+          <w:sz w:val="20"/>
+          <w:szCs w:val="20"/>
+          <w:u w:val="none"/>
+        </w:rPr>
+        <w:t>з курсами. Курс з верстки містить матеріали з курсів веб програмування. Курс з менеджменту дуже нагадує дисципліну управління проєктами.</w:t>
+      </w:r>
+    </w:p>
+    <w:p>
+      <w:pPr>
+        <w:pStyle w:val="Normal"/>
+        <w:widowControl/>
+        <w:suppressAutoHyphens w:val="true"/>
+        <w:bidi w:val="0"/>
+        <w:spacing w:lineRule="auto" w:line="360" w:before="0" w:after="0"/>
+        <w:ind w:firstLine="340" w:left="0" w:right="0"/>
+        <w:contextualSpacing/>
+        <w:jc w:val="left"/>
+        <w:rPr>
+          <w:sz w:val="20"/>
+          <w:szCs w:val="20"/>
+          <w:u w:val="none"/>
+          <w:lang w:val="uk-UA"/>
+        </w:rPr>
+      </w:pPr>
+      <w:r>
+        <w:rPr>
+          <w:sz w:val="20"/>
+          <w:szCs w:val="20"/>
+          <w:u w:val="none"/>
+        </w:rPr>
+        <w:t xml:space="preserve">Аби зробити елемент липким до гори екрану потрібно вказати йому властивість </w:t>
+      </w:r>
+      <w:r>
+        <w:rPr>
+          <w:sz w:val="20"/>
+          <w:szCs w:val="20"/>
+          <w:u w:val="none"/>
+          <w:lang w:val="en-US"/>
+        </w:rPr>
+        <w:t xml:space="preserve">top </w:t>
+      </w:r>
+      <w:r>
+        <w:rPr>
+          <w:sz w:val="20"/>
+          <w:szCs w:val="20"/>
+          <w:u w:val="none"/>
+          <w:lang w:val="uk-UA"/>
+        </w:rPr>
+        <w:t>значенням 0.</w:t>
+      </w:r>
+    </w:p>
+    <w:p>
+      <w:pPr>
+        <w:pStyle w:val="Normal"/>
+        <w:widowControl/>
+        <w:suppressAutoHyphens w:val="true"/>
+        <w:bidi w:val="0"/>
+        <w:spacing w:lineRule="auto" w:line="360" w:before="0" w:after="0"/>
+        <w:ind w:firstLine="340" w:left="0" w:right="0"/>
+        <w:contextualSpacing/>
+        <w:jc w:val="left"/>
+        <w:rPr>
+          <w:sz w:val="20"/>
+          <w:szCs w:val="20"/>
+          <w:u w:val="none"/>
+          <w:lang w:val="en-US"/>
+        </w:rPr>
+      </w:pPr>
+      <w:r>
+        <w:rPr>
+          <w:sz w:val="20"/>
+          <w:szCs w:val="20"/>
+          <w:u w:val="none"/>
+          <w:lang w:val="uk-UA"/>
+        </w:rPr>
+        <w:t xml:space="preserve">Щоб поставити елемент поза потоком на сторінці потрібно для нього вказати позицію </w:t>
+      </w:r>
+      <w:r>
+        <w:rPr>
+          <w:sz w:val="20"/>
+          <w:szCs w:val="20"/>
+          <w:u w:val="none"/>
+          <w:lang w:val="en-US"/>
+        </w:rPr>
+        <w:t xml:space="preserve">absolute, </w:t>
+      </w:r>
+      <w:r>
+        <w:rPr>
+          <w:sz w:val="20"/>
+          <w:szCs w:val="20"/>
+          <w:u w:val="none"/>
+          <w:lang w:val="uk-UA"/>
+        </w:rPr>
+        <w:t xml:space="preserve">а для батьківського елементу позицію </w:t>
+      </w:r>
+      <w:r>
+        <w:rPr>
+          <w:sz w:val="20"/>
+          <w:szCs w:val="20"/>
+          <w:u w:val="none"/>
+          <w:lang w:val="en-US"/>
+        </w:rPr>
+        <w:t>relative.</w:t>
       </w:r>
     </w:p>
     <w:sectPr>
@@ -7473,7 +7579,7 @@
   </w:style>
   <w:style w:type="paragraph" w:styleId="IndexHeading">
     <w:name w:val="index heading"/>
-    <w:basedOn w:val="user"/>
+    <w:basedOn w:val="Style12"/>
     <w:pPr/>
     <w:rPr/>
   </w:style>
@@ -7737,8 +7843,8 @@
       <w:lang w:val="en-US"/>
     </w:rPr>
   </w:style>
-  <w:style w:type="paragraph" w:styleId="Style14">
-    <w:name w:val="Вміст таблиці"/>
+  <w:style w:type="paragraph" w:styleId="user2">
+    <w:name w:val="Вміст таблиці (user)"/>
     <w:basedOn w:val="Normal"/>
     <w:qFormat/>
     <w:pPr>
@@ -7747,8 +7853,8 @@
     </w:pPr>
     <w:rPr/>
   </w:style>
-  <w:style w:type="numbering" w:styleId="user2" w:default="1">
-    <w:name w:val="Без маркерів (user)"/>
+  <w:style w:type="numbering" w:styleId="Style14" w:default="1">
+    <w:name w:val="Без маркерів"/>
     <w:uiPriority w:val="99"/>
     <w:semiHidden/>
     <w:unhideWhenUsed/>
